--- a/docs/services/Прайс_услуги.docx
+++ b/docs/services/Прайс_услуги.docx
@@ -1151,6 +1151,80 @@
           </w:tcPr>
           <w:p>
             <w:r>
+              <w:t>Автоматизация юридических процессов</w:t>
+            </w:r>
+          </w:p>
+        </w:tc>
+        <w:tc>
+          <w:tcPr>
+            <w:tcW w:w="1735" w:type="dxa"/>
+            <w:tcBorders>
+              <w:top w:val="single" w:sz="4" w:space="0" w:color="C9D1DB"/>
+              <w:left w:val="single" w:sz="4" w:space="0" w:color="C9D1DB"/>
+              <w:bottom w:val="single" w:sz="4" w:space="0" w:color="C9D1DB"/>
+              <w:right w:val="single" w:sz="4" w:space="0" w:color="C9D1DB"/>
+            </w:tcBorders>
+            <w:tcMar>
+              <w:top w:w="90" w:type="dxa"/>
+              <w:left w:w="120" w:type="dxa"/>
+              <w:bottom w:w="90" w:type="dxa"/>
+              <w:right w:w="120" w:type="dxa"/>
+            </w:tcMar>
+            <w:vAlign w:val="center"/>
+          </w:tcPr>
+          <w:p>
+            <w:r>
+              <w:t>–</w:t>
+            </w:r>
+          </w:p>
+        </w:tc>
+        <w:tc>
+          <w:tcPr>
+            <w:tcW w:w="2120" w:type="dxa"/>
+            <w:tcBorders>
+              <w:top w:val="single" w:sz="4" w:space="0" w:color="C9D1DB"/>
+              <w:left w:val="single" w:sz="4" w:space="0" w:color="C9D1DB"/>
+              <w:bottom w:val="single" w:sz="4" w:space="0" w:color="C9D1DB"/>
+              <w:right w:val="single" w:sz="4" w:space="0" w:color="C9D1DB"/>
+            </w:tcBorders>
+            <w:tcMar>
+              <w:top w:w="90" w:type="dxa"/>
+              <w:left w:w="120" w:type="dxa"/>
+              <w:bottom w:w="90" w:type="dxa"/>
+              <w:right w:w="120" w:type="dxa"/>
+            </w:tcMar>
+            <w:vAlign w:val="center"/>
+          </w:tcPr>
+          <w:p>
+            <w:r>
+              <w:t>–</w:t>
+            </w:r>
+          </w:p>
+        </w:tc>
+      </w:tr>
+      <w:tr>
+        <w:trPr>
+          <w:cantSplit/>
+        </w:trPr>
+        <w:tc>
+          <w:tcPr>
+            <w:tcW w:w="5783" w:type="dxa"/>
+            <w:tcBorders>
+              <w:top w:val="single" w:sz="4" w:space="0" w:color="C9D1DB"/>
+              <w:left w:val="single" w:sz="4" w:space="0" w:color="C9D1DB"/>
+              <w:bottom w:val="single" w:sz="4" w:space="0" w:color="C9D1DB"/>
+              <w:right w:val="single" w:sz="4" w:space="0" w:color="C9D1DB"/>
+            </w:tcBorders>
+            <w:tcMar>
+              <w:top w:w="90" w:type="dxa"/>
+              <w:left w:w="120" w:type="dxa"/>
+              <w:bottom w:w="90" w:type="dxa"/>
+              <w:right w:w="120" w:type="dxa"/>
+            </w:tcMar>
+            <w:vAlign w:val="center"/>
+          </w:tcPr>
+          <w:p>
+            <w:r>
               <w:t>Связка сервисов без ИИ</w:t>
             </w:r>
           </w:p>
@@ -1407,6 +1481,7 @@
           </w:tcPr>
           <w:p>
             <w:r>
+              <w:lastRenderedPageBreak/>
               <w:t>Яндекс Директ – ведение</w:t>
             </w:r>
           </w:p>
@@ -1481,7 +1556,6 @@
           </w:tcPr>
           <w:p>
             <w:r>
-              <w:lastRenderedPageBreak/>
               <w:t>VK Реклама – настройка</w:t>
             </w:r>
           </w:p>
@@ -1630,6 +1704,80 @@
           </w:tcPr>
           <w:p>
             <w:r>
+              <w:t>Дополнительный рекламный баннер</w:t>
+            </w:r>
+          </w:p>
+        </w:tc>
+        <w:tc>
+          <w:tcPr>
+            <w:tcW w:w="1735" w:type="dxa"/>
+            <w:tcBorders>
+              <w:top w:val="single" w:sz="4" w:space="0" w:color="C9D1DB"/>
+              <w:left w:val="single" w:sz="4" w:space="0" w:color="C9D1DB"/>
+              <w:bottom w:val="single" w:sz="4" w:space="0" w:color="C9D1DB"/>
+              <w:right w:val="single" w:sz="4" w:space="0" w:color="C9D1DB"/>
+            </w:tcBorders>
+            <w:tcMar>
+              <w:top w:w="90" w:type="dxa"/>
+              <w:left w:w="120" w:type="dxa"/>
+              <w:bottom w:w="90" w:type="dxa"/>
+              <w:right w:w="120" w:type="dxa"/>
+            </w:tcMar>
+            <w:vAlign w:val="center"/>
+          </w:tcPr>
+          <w:p>
+            <w:r>
+              <w:t>–</w:t>
+            </w:r>
+          </w:p>
+        </w:tc>
+        <w:tc>
+          <w:tcPr>
+            <w:tcW w:w="2120" w:type="dxa"/>
+            <w:tcBorders>
+              <w:top w:val="single" w:sz="4" w:space="0" w:color="C9D1DB"/>
+              <w:left w:val="single" w:sz="4" w:space="0" w:color="C9D1DB"/>
+              <w:bottom w:val="single" w:sz="4" w:space="0" w:color="C9D1DB"/>
+              <w:right w:val="single" w:sz="4" w:space="0" w:color="C9D1DB"/>
+            </w:tcBorders>
+            <w:tcMar>
+              <w:top w:w="90" w:type="dxa"/>
+              <w:left w:w="120" w:type="dxa"/>
+              <w:bottom w:w="90" w:type="dxa"/>
+              <w:right w:w="120" w:type="dxa"/>
+            </w:tcMar>
+            <w:vAlign w:val="center"/>
+          </w:tcPr>
+          <w:p>
+            <w:r>
+              <w:t>от 1 000 ₽</w:t>
+            </w:r>
+          </w:p>
+        </w:tc>
+      </w:tr>
+      <w:tr>
+        <w:trPr>
+          <w:cantSplit/>
+        </w:trPr>
+        <w:tc>
+          <w:tcPr>
+            <w:tcW w:w="5783" w:type="dxa"/>
+            <w:tcBorders>
+              <w:top w:val="single" w:sz="4" w:space="0" w:color="C9D1DB"/>
+              <w:left w:val="single" w:sz="4" w:space="0" w:color="C9D1DB"/>
+              <w:bottom w:val="single" w:sz="4" w:space="0" w:color="C9D1DB"/>
+              <w:right w:val="single" w:sz="4" w:space="0" w:color="C9D1DB"/>
+            </w:tcBorders>
+            <w:tcMar>
+              <w:top w:w="90" w:type="dxa"/>
+              <w:left w:w="120" w:type="dxa"/>
+              <w:bottom w:w="90" w:type="dxa"/>
+              <w:right w:w="120" w:type="dxa"/>
+            </w:tcMar>
+            <w:vAlign w:val="center"/>
+          </w:tcPr>
+          <w:p>
+            <w:r>
               <w:t>SEO-продвижение и SMM – через проверенных партнёров</w:t>
             </w:r>
           </w:p>
@@ -1677,6 +1825,188 @@
           <w:p>
             <w:r>
               <w:t>–</w:t>
+            </w:r>
+          </w:p>
+        </w:tc>
+      </w:tr>
+      <w:tr>
+        <w:trPr>
+          <w:cantSplit/>
+        </w:trPr>
+        <w:tc>
+          <w:tcPr>
+            <w:tcW w:w="9638" w:type="dxa"/>
+            <w:gridSpan w:val="3"/>
+            <w:tcBorders>
+              <w:top w:val="single" w:sz="4" w:space="0" w:color="C9D1DB"/>
+              <w:left w:val="single" w:sz="4" w:space="0" w:color="C9D1DB"/>
+              <w:bottom w:val="single" w:sz="4" w:space="0" w:color="C9D1DB"/>
+              <w:right w:val="single" w:sz="4" w:space="0" w:color="C9D1DB"/>
+            </w:tcBorders>
+            <w:shd w:val="clear" w:color="auto" w:fill="EEF2F7"/>
+            <w:tcMar>
+              <w:top w:w="90" w:type="dxa"/>
+              <w:left w:w="120" w:type="dxa"/>
+              <w:bottom w:w="90" w:type="dxa"/>
+              <w:right w:w="120" w:type="dxa"/>
+            </w:tcMar>
+          </w:tcPr>
+          <w:p>
+            <w:r>
+              <w:rPr>
+                <w:b/>
+                <w:bCs/>
+                <w:color w:val="1F3A5F"/>
+              </w:rPr>
+              <w:t>Фото и видео</w:t>
+            </w:r>
+          </w:p>
+        </w:tc>
+      </w:tr>
+      <w:tr>
+        <w:trPr>
+          <w:cantSplit/>
+        </w:trPr>
+        <w:tc>
+          <w:tcPr>
+            <w:tcW w:w="5783" w:type="dxa"/>
+            <w:tcBorders>
+              <w:top w:val="single" w:sz="4" w:space="0" w:color="C9D1DB"/>
+              <w:left w:val="single" w:sz="4" w:space="0" w:color="C9D1DB"/>
+              <w:bottom w:val="single" w:sz="4" w:space="0" w:color="C9D1DB"/>
+              <w:right w:val="single" w:sz="4" w:space="0" w:color="C9D1DB"/>
+            </w:tcBorders>
+            <w:tcMar>
+              <w:top w:w="90" w:type="dxa"/>
+              <w:left w:w="120" w:type="dxa"/>
+              <w:bottom w:w="90" w:type="dxa"/>
+              <w:right w:w="120" w:type="dxa"/>
+            </w:tcMar>
+            <w:vAlign w:val="center"/>
+          </w:tcPr>
+          <w:p>
+            <w:r>
+              <w:t>Генерация фотографий</w:t>
+            </w:r>
+          </w:p>
+        </w:tc>
+        <w:tc>
+          <w:tcPr>
+            <w:tcW w:w="1735" w:type="dxa"/>
+            <w:tcBorders>
+              <w:top w:val="single" w:sz="4" w:space="0" w:color="C9D1DB"/>
+              <w:left w:val="single" w:sz="4" w:space="0" w:color="C9D1DB"/>
+              <w:bottom w:val="single" w:sz="4" w:space="0" w:color="C9D1DB"/>
+              <w:right w:val="single" w:sz="4" w:space="0" w:color="C9D1DB"/>
+            </w:tcBorders>
+            <w:tcMar>
+              <w:top w:w="90" w:type="dxa"/>
+              <w:left w:w="120" w:type="dxa"/>
+              <w:bottom w:w="90" w:type="dxa"/>
+              <w:right w:w="120" w:type="dxa"/>
+            </w:tcMar>
+            <w:vAlign w:val="center"/>
+          </w:tcPr>
+          <w:p>
+            <w:r>
+              <w:t>–</w:t>
+            </w:r>
+          </w:p>
+        </w:tc>
+        <w:tc>
+          <w:tcPr>
+            <w:tcW w:w="2120" w:type="dxa"/>
+            <w:tcBorders>
+              <w:top w:val="single" w:sz="4" w:space="0" w:color="C9D1DB"/>
+              <w:left w:val="single" w:sz="4" w:space="0" w:color="C9D1DB"/>
+              <w:bottom w:val="single" w:sz="4" w:space="0" w:color="C9D1DB"/>
+              <w:right w:val="single" w:sz="4" w:space="0" w:color="C9D1DB"/>
+            </w:tcBorders>
+            <w:tcMar>
+              <w:top w:w="90" w:type="dxa"/>
+              <w:left w:w="120" w:type="dxa"/>
+              <w:bottom w:w="90" w:type="dxa"/>
+              <w:right w:w="120" w:type="dxa"/>
+            </w:tcMar>
+            <w:vAlign w:val="center"/>
+          </w:tcPr>
+          <w:p>
+            <w:r>
+              <w:t>от 500 ₽</w:t>
+            </w:r>
+          </w:p>
+        </w:tc>
+      </w:tr>
+      <w:tr>
+        <w:trPr>
+          <w:cantSplit/>
+        </w:trPr>
+        <w:tc>
+          <w:tcPr>
+            <w:tcW w:w="5783" w:type="dxa"/>
+            <w:tcBorders>
+              <w:top w:val="single" w:sz="4" w:space="0" w:color="C9D1DB"/>
+              <w:left w:val="single" w:sz="4" w:space="0" w:color="C9D1DB"/>
+              <w:bottom w:val="single" w:sz="4" w:space="0" w:color="C9D1DB"/>
+              <w:right w:val="single" w:sz="4" w:space="0" w:color="C9D1DB"/>
+            </w:tcBorders>
+            <w:tcMar>
+              <w:top w:w="90" w:type="dxa"/>
+              <w:left w:w="120" w:type="dxa"/>
+              <w:bottom w:w="90" w:type="dxa"/>
+              <w:right w:w="120" w:type="dxa"/>
+            </w:tcMar>
+            <w:vAlign w:val="center"/>
+          </w:tcPr>
+          <w:p>
+            <w:r>
+              <w:t>Генерация видео</w:t>
+            </w:r>
+          </w:p>
+        </w:tc>
+        <w:tc>
+          <w:tcPr>
+            <w:tcW w:w="1735" w:type="dxa"/>
+            <w:tcBorders>
+              <w:top w:val="single" w:sz="4" w:space="0" w:color="C9D1DB"/>
+              <w:left w:val="single" w:sz="4" w:space="0" w:color="C9D1DB"/>
+              <w:bottom w:val="single" w:sz="4" w:space="0" w:color="C9D1DB"/>
+              <w:right w:val="single" w:sz="4" w:space="0" w:color="C9D1DB"/>
+            </w:tcBorders>
+            <w:tcMar>
+              <w:top w:w="90" w:type="dxa"/>
+              <w:left w:w="120" w:type="dxa"/>
+              <w:bottom w:w="90" w:type="dxa"/>
+              <w:right w:w="120" w:type="dxa"/>
+            </w:tcMar>
+            <w:vAlign w:val="center"/>
+          </w:tcPr>
+          <w:p>
+            <w:r>
+              <w:t>–</w:t>
+            </w:r>
+          </w:p>
+        </w:tc>
+        <w:tc>
+          <w:tcPr>
+            <w:tcW w:w="2120" w:type="dxa"/>
+            <w:tcBorders>
+              <w:top w:val="single" w:sz="4" w:space="0" w:color="C9D1DB"/>
+              <w:left w:val="single" w:sz="4" w:space="0" w:color="C9D1DB"/>
+              <w:bottom w:val="single" w:sz="4" w:space="0" w:color="C9D1DB"/>
+              <w:right w:val="single" w:sz="4" w:space="0" w:color="C9D1DB"/>
+            </w:tcBorders>
+            <w:tcMar>
+              <w:top w:w="90" w:type="dxa"/>
+              <w:left w:w="120" w:type="dxa"/>
+              <w:bottom w:w="90" w:type="dxa"/>
+              <w:right w:w="120" w:type="dxa"/>
+            </w:tcMar>
+            <w:vAlign w:val="center"/>
+          </w:tcPr>
+          <w:p>
+            <w:r>
+              <w:t>от 500 ₽</w:t>
             </w:r>
           </w:p>
         </w:tc>
@@ -1960,6 +2290,80 @@
           </w:tcPr>
           <w:p>
             <w:r>
+              <w:t>Поддержка: разовые правки вашего сайта после гарантии</w:t>
+            </w:r>
+          </w:p>
+        </w:tc>
+        <w:tc>
+          <w:tcPr>
+            <w:tcW w:w="1735" w:type="dxa"/>
+            <w:tcBorders>
+              <w:top w:val="single" w:sz="4" w:space="0" w:color="C9D1DB"/>
+              <w:left w:val="single" w:sz="4" w:space="0" w:color="C9D1DB"/>
+              <w:bottom w:val="single" w:sz="4" w:space="0" w:color="C9D1DB"/>
+              <w:right w:val="single" w:sz="4" w:space="0" w:color="C9D1DB"/>
+            </w:tcBorders>
+            <w:tcMar>
+              <w:top w:w="90" w:type="dxa"/>
+              <w:left w:w="120" w:type="dxa"/>
+              <w:bottom w:w="90" w:type="dxa"/>
+              <w:right w:w="120" w:type="dxa"/>
+            </w:tcMar>
+            <w:vAlign w:val="center"/>
+          </w:tcPr>
+          <w:p>
+            <w:r>
+              <w:t>–</w:t>
+            </w:r>
+          </w:p>
+        </w:tc>
+        <w:tc>
+          <w:tcPr>
+            <w:tcW w:w="2120" w:type="dxa"/>
+            <w:tcBorders>
+              <w:top w:val="single" w:sz="4" w:space="0" w:color="C9D1DB"/>
+              <w:left w:val="single" w:sz="4" w:space="0" w:color="C9D1DB"/>
+              <w:bottom w:val="single" w:sz="4" w:space="0" w:color="C9D1DB"/>
+              <w:right w:val="single" w:sz="4" w:space="0" w:color="C9D1DB"/>
+            </w:tcBorders>
+            <w:tcMar>
+              <w:top w:w="90" w:type="dxa"/>
+              <w:left w:w="120" w:type="dxa"/>
+              <w:bottom w:w="90" w:type="dxa"/>
+              <w:right w:w="120" w:type="dxa"/>
+            </w:tcMar>
+            <w:vAlign w:val="center"/>
+          </w:tcPr>
+          <w:p>
+            <w:r>
+              <w:t>1 500 ₽/час</w:t>
+            </w:r>
+          </w:p>
+        </w:tc>
+      </w:tr>
+      <w:tr>
+        <w:trPr>
+          <w:cantSplit/>
+        </w:trPr>
+        <w:tc>
+          <w:tcPr>
+            <w:tcW w:w="5783" w:type="dxa"/>
+            <w:tcBorders>
+              <w:top w:val="single" w:sz="4" w:space="0" w:color="C9D1DB"/>
+              <w:left w:val="single" w:sz="4" w:space="0" w:color="C9D1DB"/>
+              <w:bottom w:val="single" w:sz="4" w:space="0" w:color="C9D1DB"/>
+              <w:right w:val="single" w:sz="4" w:space="0" w:color="C9D1DB"/>
+            </w:tcBorders>
+            <w:tcMar>
+              <w:top w:w="90" w:type="dxa"/>
+              <w:left w:w="120" w:type="dxa"/>
+              <w:bottom w:w="90" w:type="dxa"/>
+              <w:right w:w="120" w:type="dxa"/>
+            </w:tcMar>
+            <w:vAlign w:val="center"/>
+          </w:tcPr>
+          <w:p>
+            <w:r>
               <w:t>Поддержка: абонемент с пакетом часов</w:t>
             </w:r>
           </w:p>
@@ -2272,7 +2676,7 @@
           <w:sz w:val="24"/>
           <w:szCs w:val="24"/>
         </w:rPr>
-        <w:t>Одна страница, которая продаёт одну услугу, товар</w:t>
+        <w:t>Одна страница, которая продаёт одну услугу, товар или запуск. Подходит под рекламу: человек приш</w:t>
       </w:r>
       <w:r>
         <w:rPr>
@@ -2280,7 +2684,7 @@
           <w:sz w:val="24"/>
           <w:szCs w:val="24"/>
         </w:rPr>
-        <w:t xml:space="preserve"> или запуск. Подходит под рекламу: человек пришёл, понял предложение и оставил заявку.</w:t>
+        <w:t>ёл, понял предложение и оставил заявку.</w:t>
       </w:r>
     </w:p>
     <w:tbl>
@@ -4962,10 +5366,7 @@
         <w:spacing w:after="60"/>
       </w:pPr>
       <w:r>
-        <w:t>Онлайн-оплата одной платёжной системой: ЮKassa, Т-Банк, CloudPayments</w:t>
-      </w:r>
-      <w:r>
-        <w:t>, «Мир», Альфа-Банк.</w:t>
+        <w:t>Онлайн-оплата одной платёжной системой: ЮKassa, Т-Банк, CloudPayments, «Мир», Альфа-Банк.</w:t>
       </w:r>
     </w:p>
     <w:p>
@@ -5043,7 +5444,10 @@
         <w:spacing w:after="60"/>
       </w:pPr>
       <w:r>
-        <w:t>Основа для поиска по каталогу: понятные адреса, заголовки и описания карточек, карта сайта.</w:t>
+        <w:t>Основа для</w:t>
+      </w:r>
+      <w:r>
+        <w:t xml:space="preserve"> поиска по каталогу: понятные адреса, заголовки и описания карточек, карта сайта.</w:t>
       </w:r>
     </w:p>
     <w:p>
@@ -5056,10 +5460,7 @@
         <w:spacing w:after="60"/>
       </w:pPr>
       <w:r>
-        <w:t>Индивидуальный дизайн, макет для к</w:t>
-      </w:r>
-      <w:r>
-        <w:t>омпьютера и телефона, гарантия.</w:t>
+        <w:t>Индивидуальный дизайн, макет для компьютера и телефона, гарантия.</w:t>
       </w:r>
     </w:p>
     <w:p>
@@ -5107,7 +5508,10 @@
         <w:spacing w:after="60"/>
       </w:pPr>
       <w:r>
-        <w:t>Панель управления.</w:t>
+        <w:t>Панель</w:t>
+      </w:r>
+      <w:r>
+        <w:t xml:space="preserve"> управления.</w:t>
       </w:r>
     </w:p>
     <w:p>
@@ -5711,10 +6115,7 @@
         <w:spacing w:after="60"/>
       </w:pPr>
       <w:r>
-        <w:t>Договор с платёжным сервисом и касса – на ваше ИП или ООО, подключа</w:t>
-      </w:r>
-      <w:r>
-        <w:t>ю я.</w:t>
+        <w:t>Договор с платёжным сервисом и касса – на ваше ИП или ООО, подключаю я.</w:t>
       </w:r>
     </w:p>
     <w:p>
@@ -5727,7 +6128,10 @@
         <w:spacing w:after="60"/>
       </w:pPr>
       <w:r>
-        <w:t>Хостинг и домен – оплачиваете вы, на своё имя.</w:t>
+        <w:t xml:space="preserve">Хостинг и домен – оплачиваете вы, на </w:t>
+      </w:r>
+      <w:r>
+        <w:t>своё имя.</w:t>
       </w:r>
     </w:p>
     <w:p>
@@ -6599,6 +7003,103 @@
           </w:tcPr>
           <w:p>
             <w:r>
+              <w:t>Юридические процессы</w:t>
+            </w:r>
+          </w:p>
+        </w:tc>
+        <w:tc>
+          <w:tcPr>
+            <w:tcW w:w="4626" w:type="dxa"/>
+            <w:tcBorders>
+              <w:top w:val="single" w:sz="4" w:space="0" w:color="C9D1DB"/>
+              <w:left w:val="single" w:sz="4" w:space="0" w:color="C9D1DB"/>
+              <w:bottom w:val="single" w:sz="4" w:space="0" w:color="C9D1DB"/>
+              <w:right w:val="single" w:sz="4" w:space="0" w:color="C9D1DB"/>
+            </w:tcBorders>
+            <w:tcMar>
+              <w:top w:w="90" w:type="dxa"/>
+              <w:left w:w="120" w:type="dxa"/>
+              <w:bottom w:w="90" w:type="dxa"/>
+              <w:right w:w="120" w:type="dxa"/>
+            </w:tcMar>
+            <w:vAlign w:val="center"/>
+          </w:tcPr>
+          <w:p>
+            <w:r>
+              <w:t>автоматизирует рутину юристов под ваш процесс</w:t>
+            </w:r>
+          </w:p>
+        </w:tc>
+        <w:tc>
+          <w:tcPr>
+            <w:tcW w:w="1349" w:type="dxa"/>
+            <w:tcBorders>
+              <w:top w:val="single" w:sz="4" w:space="0" w:color="C9D1DB"/>
+              <w:left w:val="single" w:sz="4" w:space="0" w:color="C9D1DB"/>
+              <w:bottom w:val="single" w:sz="4" w:space="0" w:color="C9D1DB"/>
+              <w:right w:val="single" w:sz="4" w:space="0" w:color="C9D1DB"/>
+            </w:tcBorders>
+            <w:tcMar>
+              <w:top w:w="90" w:type="dxa"/>
+              <w:left w:w="120" w:type="dxa"/>
+              <w:bottom w:w="90" w:type="dxa"/>
+              <w:right w:w="120" w:type="dxa"/>
+            </w:tcMar>
+            <w:vAlign w:val="center"/>
+          </w:tcPr>
+          <w:p>
+            <w:r>
+              <w:t>–</w:t>
+            </w:r>
+          </w:p>
+        </w:tc>
+        <w:tc>
+          <w:tcPr>
+            <w:tcW w:w="1735" w:type="dxa"/>
+            <w:tcBorders>
+              <w:top w:val="single" w:sz="4" w:space="0" w:color="C9D1DB"/>
+              <w:left w:val="single" w:sz="4" w:space="0" w:color="C9D1DB"/>
+              <w:bottom w:val="single" w:sz="4" w:space="0" w:color="C9D1DB"/>
+              <w:right w:val="single" w:sz="4" w:space="0" w:color="C9D1DB"/>
+            </w:tcBorders>
+            <w:tcMar>
+              <w:top w:w="90" w:type="dxa"/>
+              <w:left w:w="120" w:type="dxa"/>
+              <w:bottom w:w="90" w:type="dxa"/>
+              <w:right w:w="120" w:type="dxa"/>
+            </w:tcMar>
+            <w:vAlign w:val="center"/>
+          </w:tcPr>
+          <w:p>
+            <w:r>
+              <w:t>–</w:t>
+            </w:r>
+          </w:p>
+        </w:tc>
+      </w:tr>
+      <w:tr>
+        <w:trPr>
+          <w:cantSplit/>
+        </w:trPr>
+        <w:tc>
+          <w:tcPr>
+            <w:tcW w:w="1928" w:type="dxa"/>
+            <w:tcBorders>
+              <w:top w:val="single" w:sz="4" w:space="0" w:color="C9D1DB"/>
+              <w:left w:val="single" w:sz="4" w:space="0" w:color="C9D1DB"/>
+              <w:bottom w:val="single" w:sz="4" w:space="0" w:color="C9D1DB"/>
+              <w:right w:val="single" w:sz="4" w:space="0" w:color="C9D1DB"/>
+            </w:tcBorders>
+            <w:tcMar>
+              <w:top w:w="90" w:type="dxa"/>
+              <w:left w:w="120" w:type="dxa"/>
+              <w:bottom w:w="90" w:type="dxa"/>
+              <w:right w:w="120" w:type="dxa"/>
+            </w:tcMar>
+            <w:vAlign w:val="center"/>
+          </w:tcPr>
+          <w:p>
+            <w:r>
               <w:t>Связка сервисов без ИИ</w:t>
             </w:r>
           </w:p>
@@ -6821,10 +7322,7 @@
         <w:spacing w:after="60"/>
       </w:pPr>
       <w:r>
-        <w:t xml:space="preserve">Агент для заявок и </w:t>
-      </w:r>
-      <w:r>
-        <w:t>записи, мини-помощник – бесплатное демо до оплаты.</w:t>
+        <w:t>Агент для заявок и записи, мини-помощник – бесплатное демо до оплаты.</w:t>
       </w:r>
     </w:p>
     <w:p>
@@ -6907,6 +7405,7 @@
         <w:keepNext/>
       </w:pPr>
       <w:r>
+        <w:lastRenderedPageBreak/>
         <w:t>Что входит</w:t>
       </w:r>
     </w:p>
@@ -6933,7 +7432,6 @@
         <w:spacing w:after="60"/>
       </w:pPr>
       <w:r>
-        <w:lastRenderedPageBreak/>
         <w:t>Настройка агента под ваш процесс и ваши критерии.</w:t>
       </w:r>
     </w:p>
@@ -6947,10 +7445,7 @@
         <w:spacing w:after="60"/>
       </w:pPr>
       <w:r>
-        <w:t xml:space="preserve">Одно подключение – </w:t>
-      </w:r>
-      <w:r>
-        <w:t>к телефонии или CRM.</w:t>
+        <w:t>Одно подключение – к телефонии или CRM.</w:t>
       </w:r>
     </w:p>
     <w:p>
@@ -6976,7 +7471,10 @@
         <w:spacing w:after="60"/>
       </w:pPr>
       <w:r>
-        <w:t>Защита данных: российская модель (GigaChat или YandexGPT) или обезличивание, серверы в России, соглашение о конфиденциальности.</w:t>
+        <w:t>Защита данных: российская модель (GigaChat или YandexGPT) или обезличива</w:t>
+      </w:r>
+      <w:r>
+        <w:t>ние, серверы в России, соглашение о конфиденциальности.</w:t>
       </w:r>
     </w:p>
     <w:p>
@@ -6989,10 +7487,7 @@
         <w:spacing w:after="60"/>
       </w:pPr>
       <w:r>
-        <w:t xml:space="preserve">Ваши данные, </w:t>
-      </w:r>
-      <w:r>
-        <w:t>база знаний, критерии оценки и отчёты – всегда ваши.</w:t>
+        <w:t>Ваши данные, база знаний, критерии оценки и отчёты – всегда ваши.</w:t>
       </w:r>
     </w:p>
     <w:p>
@@ -8173,7 +8668,7 @@
       </w:pPr>
       <w:r>
         <w:lastRenderedPageBreak/>
-        <w:t>Доработка и поддержка</w:t>
+        <w:t>Генерация фото и видео</w:t>
       </w:r>
     </w:p>
     <w:p>
@@ -8186,7 +8681,7 @@
           <w:sz w:val="24"/>
           <w:szCs w:val="24"/>
         </w:rPr>
-        <w:t>Уже есть сайт – доработаю, переделаю или перенесу. Сделал сайт – не пропаду после запуска.</w:t>
+        <w:t>Изображения и ролики под ваш стиль – для сайта, рекламы и соцсетей.</w:t>
       </w:r>
     </w:p>
     <w:tbl>
@@ -8236,15 +8731,7 @@
                 <w:bCs/>
                 <w:color w:val="FFFFFF"/>
               </w:rPr>
-              <w:t>Ус</w:t>
-            </w:r>
-            <w:r>
-              <w:rPr>
-                <w:b/>
-                <w:bCs/>
-                <w:color w:val="FFFFFF"/>
-              </w:rPr>
-              <w:t>луга</w:t>
+              <w:t>Услуга</w:t>
             </w:r>
           </w:p>
         </w:tc>
@@ -8301,6 +8788,221 @@
           </w:tcPr>
           <w:p>
             <w:r>
+              <w:t>Генера</w:t>
+            </w:r>
+            <w:r>
+              <w:t>ция фотографий</w:t>
+            </w:r>
+          </w:p>
+        </w:tc>
+        <w:tc>
+          <w:tcPr>
+            <w:tcW w:w="2699" w:type="dxa"/>
+            <w:tcBorders>
+              <w:top w:val="single" w:sz="4" w:space="0" w:color="C9D1DB"/>
+              <w:left w:val="single" w:sz="4" w:space="0" w:color="C9D1DB"/>
+              <w:bottom w:val="single" w:sz="4" w:space="0" w:color="C9D1DB"/>
+              <w:right w:val="single" w:sz="4" w:space="0" w:color="C9D1DB"/>
+            </w:tcBorders>
+            <w:tcMar>
+              <w:top w:w="90" w:type="dxa"/>
+              <w:left w:w="120" w:type="dxa"/>
+              <w:bottom w:w="90" w:type="dxa"/>
+              <w:right w:w="120" w:type="dxa"/>
+            </w:tcMar>
+            <w:vAlign w:val="center"/>
+          </w:tcPr>
+          <w:p>
+            <w:r>
+              <w:t>от 500 ₽</w:t>
+            </w:r>
+          </w:p>
+        </w:tc>
+      </w:tr>
+      <w:tr>
+        <w:trPr>
+          <w:cantSplit/>
+        </w:trPr>
+        <w:tc>
+          <w:tcPr>
+            <w:tcW w:w="6939" w:type="dxa"/>
+            <w:tcBorders>
+              <w:top w:val="single" w:sz="4" w:space="0" w:color="C9D1DB"/>
+              <w:left w:val="single" w:sz="4" w:space="0" w:color="C9D1DB"/>
+              <w:bottom w:val="single" w:sz="4" w:space="0" w:color="C9D1DB"/>
+              <w:right w:val="single" w:sz="4" w:space="0" w:color="C9D1DB"/>
+            </w:tcBorders>
+            <w:tcMar>
+              <w:top w:w="90" w:type="dxa"/>
+              <w:left w:w="120" w:type="dxa"/>
+              <w:bottom w:w="90" w:type="dxa"/>
+              <w:right w:w="120" w:type="dxa"/>
+            </w:tcMar>
+            <w:vAlign w:val="center"/>
+          </w:tcPr>
+          <w:p>
+            <w:r>
+              <w:t>Генерация видео</w:t>
+            </w:r>
+          </w:p>
+        </w:tc>
+        <w:tc>
+          <w:tcPr>
+            <w:tcW w:w="2699" w:type="dxa"/>
+            <w:tcBorders>
+              <w:top w:val="single" w:sz="4" w:space="0" w:color="C9D1DB"/>
+              <w:left w:val="single" w:sz="4" w:space="0" w:color="C9D1DB"/>
+              <w:bottom w:val="single" w:sz="4" w:space="0" w:color="C9D1DB"/>
+              <w:right w:val="single" w:sz="4" w:space="0" w:color="C9D1DB"/>
+            </w:tcBorders>
+            <w:tcMar>
+              <w:top w:w="90" w:type="dxa"/>
+              <w:left w:w="120" w:type="dxa"/>
+              <w:bottom w:w="90" w:type="dxa"/>
+              <w:right w:w="120" w:type="dxa"/>
+            </w:tcMar>
+            <w:vAlign w:val="center"/>
+          </w:tcPr>
+          <w:p>
+            <w:r>
+              <w:t>от 500 ₽</w:t>
+            </w:r>
+          </w:p>
+        </w:tc>
+      </w:tr>
+    </w:tbl>
+    <w:p>
+      <w:pPr>
+        <w:spacing w:after="160"/>
+      </w:pPr>
+    </w:p>
+    <w:p>
+      <w:pPr>
+        <w:pStyle w:val="1"/>
+        <w:pageBreakBefore/>
+      </w:pPr>
+      <w:r>
+        <w:lastRenderedPageBreak/>
+        <w:t>Доработка и поддержка</w:t>
+      </w:r>
+    </w:p>
+    <w:p>
+      <w:pPr>
+        <w:spacing w:after="200"/>
+      </w:pPr>
+      <w:r>
+        <w:rPr>
+          <w:color w:val="5A6573"/>
+          <w:sz w:val="24"/>
+          <w:szCs w:val="24"/>
+        </w:rPr>
+        <w:t>Уже есть сайт – доработаю, переделаю или перенесу. Сделал сайт – не пропаду после запуска.</w:t>
+      </w:r>
+    </w:p>
+    <w:tbl>
+      <w:tblPr>
+        <w:tblW w:w="9638" w:type="dxa"/>
+        <w:tblBorders>
+          <w:top w:val="single" w:sz="4" w:space="0" w:color="auto"/>
+          <w:left w:val="single" w:sz="4" w:space="0" w:color="auto"/>
+          <w:bottom w:val="single" w:sz="4" w:space="0" w:color="auto"/>
+          <w:right w:val="single" w:sz="4" w:space="0" w:color="auto"/>
+          <w:insideH w:val="single" w:sz="4" w:space="0" w:color="auto"/>
+          <w:insideV w:val="single" w:sz="4" w:space="0" w:color="auto"/>
+        </w:tblBorders>
+        <w:tblLook w:val="04A0" w:firstRow="1" w:lastRow="0" w:firstColumn="1" w:lastColumn="0" w:noHBand="0" w:noVBand="1"/>
+      </w:tblPr>
+      <w:tblGrid>
+        <w:gridCol w:w="6939"/>
+        <w:gridCol w:w="2699"/>
+      </w:tblGrid>
+      <w:tr>
+        <w:trPr>
+          <w:cantSplit/>
+          <w:tblHeader/>
+        </w:trPr>
+        <w:tc>
+          <w:tcPr>
+            <w:tcW w:w="6939" w:type="dxa"/>
+            <w:tcBorders>
+              <w:top w:val="single" w:sz="4" w:space="0" w:color="C9D1DB"/>
+              <w:left w:val="single" w:sz="4" w:space="0" w:color="C9D1DB"/>
+              <w:bottom w:val="single" w:sz="4" w:space="0" w:color="C9D1DB"/>
+              <w:right w:val="single" w:sz="4" w:space="0" w:color="C9D1DB"/>
+            </w:tcBorders>
+            <w:shd w:val="clear" w:color="auto" w:fill="1F3A5F"/>
+            <w:tcMar>
+              <w:top w:w="90" w:type="dxa"/>
+              <w:left w:w="120" w:type="dxa"/>
+              <w:bottom w:w="90" w:type="dxa"/>
+              <w:right w:w="120" w:type="dxa"/>
+            </w:tcMar>
+            <w:vAlign w:val="center"/>
+          </w:tcPr>
+          <w:p>
+            <w:r>
+              <w:rPr>
+                <w:b/>
+                <w:bCs/>
+                <w:color w:val="FFFFFF"/>
+              </w:rPr>
+              <w:t>Услуга</w:t>
+            </w:r>
+          </w:p>
+        </w:tc>
+        <w:tc>
+          <w:tcPr>
+            <w:tcW w:w="2699" w:type="dxa"/>
+            <w:tcBorders>
+              <w:top w:val="single" w:sz="4" w:space="0" w:color="C9D1DB"/>
+              <w:left w:val="single" w:sz="4" w:space="0" w:color="C9D1DB"/>
+              <w:bottom w:val="single" w:sz="4" w:space="0" w:color="C9D1DB"/>
+              <w:right w:val="single" w:sz="4" w:space="0" w:color="C9D1DB"/>
+            </w:tcBorders>
+            <w:shd w:val="clear" w:color="auto" w:fill="1F3A5F"/>
+            <w:tcMar>
+              <w:top w:w="90" w:type="dxa"/>
+              <w:left w:w="120" w:type="dxa"/>
+              <w:bottom w:w="90" w:type="dxa"/>
+              <w:right w:w="120" w:type="dxa"/>
+            </w:tcMar>
+            <w:vAlign w:val="center"/>
+          </w:tcPr>
+          <w:p>
+            <w:r>
+              <w:rPr>
+                <w:b/>
+                <w:bCs/>
+                <w:color w:val="FFFFFF"/>
+              </w:rPr>
+              <w:t>Стоимость</w:t>
+            </w:r>
+          </w:p>
+        </w:tc>
+      </w:tr>
+      <w:tr>
+        <w:trPr>
+          <w:cantSplit/>
+        </w:trPr>
+        <w:tc>
+          <w:tcPr>
+            <w:tcW w:w="6939" w:type="dxa"/>
+            <w:tcBorders>
+              <w:top w:val="single" w:sz="4" w:space="0" w:color="C9D1DB"/>
+              <w:left w:val="single" w:sz="4" w:space="0" w:color="C9D1DB"/>
+              <w:bottom w:val="single" w:sz="4" w:space="0" w:color="C9D1DB"/>
+              <w:right w:val="single" w:sz="4" w:space="0" w:color="C9D1DB"/>
+            </w:tcBorders>
+            <w:tcMar>
+              <w:top w:w="90" w:type="dxa"/>
+              <w:left w:w="120" w:type="dxa"/>
+              <w:bottom w:w="90" w:type="dxa"/>
+              <w:right w:w="120" w:type="dxa"/>
+            </w:tcMar>
+            <w:vAlign w:val="center"/>
+          </w:tcPr>
+          <w:p>
+            <w:r>
               <w:t>Перенос лендинга на другую панель или в чистый HTML</w:t>
             </w:r>
           </w:p>
@@ -8454,6 +9156,57 @@
           </w:tcPr>
           <w:p>
             <w:r>
+              <w:t>Разовые правки вашего сайта после гарантии</w:t>
+            </w:r>
+          </w:p>
+        </w:tc>
+        <w:tc>
+          <w:tcPr>
+            <w:tcW w:w="2699" w:type="dxa"/>
+            <w:tcBorders>
+              <w:top w:val="single" w:sz="4" w:space="0" w:color="C9D1DB"/>
+              <w:left w:val="single" w:sz="4" w:space="0" w:color="C9D1DB"/>
+              <w:bottom w:val="single" w:sz="4" w:space="0" w:color="C9D1DB"/>
+              <w:right w:val="single" w:sz="4" w:space="0" w:color="C9D1DB"/>
+            </w:tcBorders>
+            <w:tcMar>
+              <w:top w:w="90" w:type="dxa"/>
+              <w:left w:w="120" w:type="dxa"/>
+              <w:bottom w:w="90" w:type="dxa"/>
+              <w:right w:w="120" w:type="dxa"/>
+            </w:tcMar>
+            <w:vAlign w:val="center"/>
+          </w:tcPr>
+          <w:p>
+            <w:r>
+              <w:t>1 500 ₽/час, минимум 1 час</w:t>
+            </w:r>
+          </w:p>
+        </w:tc>
+      </w:tr>
+      <w:tr>
+        <w:trPr>
+          <w:cantSplit/>
+        </w:trPr>
+        <w:tc>
+          <w:tcPr>
+            <w:tcW w:w="6939" w:type="dxa"/>
+            <w:tcBorders>
+              <w:top w:val="single" w:sz="4" w:space="0" w:color="C9D1DB"/>
+              <w:left w:val="single" w:sz="4" w:space="0" w:color="C9D1DB"/>
+              <w:bottom w:val="single" w:sz="4" w:space="0" w:color="C9D1DB"/>
+              <w:right w:val="single" w:sz="4" w:space="0" w:color="C9D1DB"/>
+            </w:tcBorders>
+            <w:tcMar>
+              <w:top w:w="90" w:type="dxa"/>
+              <w:left w:w="120" w:type="dxa"/>
+              <w:bottom w:w="90" w:type="dxa"/>
+              <w:right w:w="120" w:type="dxa"/>
+            </w:tcMar>
+            <w:vAlign w:val="center"/>
+          </w:tcPr>
+          <w:p>
+            <w:r>
               <w:t>Абонемент поддержки с пакетом часов</w:t>
             </w:r>
           </w:p>
@@ -8579,7 +9332,10 @@
           </w:tcPr>
           <w:p>
             <w:r>
-              <w:t>от 2 000 ₽</w:t>
+              <w:t>от 2 000</w:t>
+            </w:r>
+            <w:r>
+              <w:t xml:space="preserve"> ₽</w:t>
             </w:r>
           </w:p>
         </w:tc>
@@ -8709,10 +9465,7 @@
         <w:spacing w:after="60"/>
       </w:pPr>
       <w:r>
-        <w:t>Понравился макет – вносите</w:t>
-      </w:r>
-      <w:r>
-        <w:t xml:space="preserve"> предоплату. Не понравились оба – ничего не платите.</w:t>
+        <w:t>Понравился макет – вносите предоплату. Не понравились оба – ничего не платите.</w:t>
       </w:r>
     </w:p>
     <w:p>
@@ -8764,10 +9517,7 @@
         <w:spacing w:after="60"/>
       </w:pPr>
       <w:r>
-        <w:t>Гарантия: 2 недели – исправляю все ошибки, до месяца – мелкие ошибки вёрс</w:t>
-      </w:r>
-      <w:r>
-        <w:t>тки.</w:t>
+        <w:t>Гарантия: 2 недели – исправляю все ошибки, до месяца – мелкие ошибки вёрстки.</w:t>
       </w:r>
     </w:p>
     <w:p>
@@ -9068,10 +9818,7 @@
         <w:spacing w:after="60"/>
       </w:pPr>
       <w:r>
-        <w:t>Срок считается с предоплаты. Если задерживаются материалы или ответы, срок с</w:t>
-      </w:r>
-      <w:r>
-        <w:t>двигается на столько же.</w:t>
+        <w:t>Срок считается с предоплаты. Если задерживаются материалы или ответы, срок сдвигается на столько же.</w:t>
       </w:r>
     </w:p>
     <w:p>
@@ -9080,7 +9827,10 @@
         <w:keepNext/>
       </w:pPr>
       <w:r>
-        <w:t>Что такое правка, а что – новая задача</w:t>
+        <w:t>Что такое правка, а что – новая</w:t>
+      </w:r>
+      <w:r>
+        <w:t xml:space="preserve"> задача</w:t>
       </w:r>
     </w:p>
     <w:p>
@@ -9120,10 +9870,7 @@
         <w:t>Новая задача</w:t>
       </w:r>
       <w:r>
-        <w:t xml:space="preserve"> – новый блок, страница или функция, смена концеп</w:t>
-      </w:r>
-      <w:r>
-        <w:t>ции после утверждения макета. По часу, 1 500 ₽.</w:t>
+        <w:t xml:space="preserve"> – новый блок, страница или функция, смена концепции после утверждения макета. По часу, 1 500 ₽.</w:t>
       </w:r>
     </w:p>
     <w:p>
@@ -9132,7 +9879,10 @@
         <w:keepNext/>
       </w:pPr>
       <w:r>
-        <w:t>Обсудим ваш проект</w:t>
+        <w:t xml:space="preserve">Обсудим </w:t>
+      </w:r>
+      <w:r>
+        <w:t>ваш проект</w:t>
       </w:r>
     </w:p>
     <w:p>
@@ -9156,21 +9906,20 @@
           <w:b/>
           <w:bCs/>
         </w:rPr>
-        <w:t>Te</w:t>
-      </w:r>
-      <w:r>
-        <w:rPr>
-          <w:b/>
-          <w:bCs/>
-        </w:rPr>
-        <w:t xml:space="preserve">legram: </w:t>
+        <w:t xml:space="preserve">Telegram: </w:t>
       </w:r>
       <w:hyperlink r:id="rId7" w:history="1">
         <w:r>
           <w:rPr>
             <w:rStyle w:val="a7"/>
           </w:rPr>
-          <w:t>t.me/polo_ymniy</w:t>
+          <w:t>t.me/pol</w:t>
+        </w:r>
+        <w:r>
+          <w:rPr>
+            <w:rStyle w:val="a7"/>
+          </w:rPr>
+          <w:t>o_ymniy</w:t>
         </w:r>
       </w:hyperlink>
     </w:p>
@@ -9305,10 +10054,214 @@
 <file path=word/numbering.xml><?xml version="1.0" encoding="utf-8"?>
 <w:numbering xmlns:wpc="http://schemas.microsoft.com/office/word/2010/wordprocessingCanvas" xmlns:cx="http://schemas.microsoft.com/office/drawing/2014/chartex" xmlns:cx1="http://schemas.microsoft.com/office/drawing/2015/9/8/chartex" xmlns:cx2="http://schemas.microsoft.com/office/drawing/2015/10/21/chartex" xmlns:cx3="http://schemas.microsoft.com/office/drawing/2016/5/9/chartex" xmlns:cx4="http://schemas.microsoft.com/office/drawing/2016/5/10/chartex" xmlns:cx5="http://schemas.microsoft.com/office/drawing/2016/5/11/chartex" xmlns:cx6="http://schemas.microsoft.com/office/drawing/2016/5/12/chartex" xmlns:cx7="http://schemas.microsoft.com/office/drawing/2016/5/13/chartex" xmlns:cx8="http://schemas.microsoft.com/office/drawing/2016/5/14/chartex" xmlns:mc="http://schemas.openxmlformats.org/markup-compatibility/2006" xmlns:aink="http://schemas.microsoft.com/office/drawing/2016/ink" xmlns:am3d="http://schemas.microsoft.com/office/drawing/2017/model3d" xmlns:o="urn:schemas-microsoft-com:office:office" xmlns:r="http://schemas.openxmlformats.org/officeDocument/2006/relationships" xmlns:m="http://schemas.openxmlformats.org/officeDocument/2006/math" xmlns:v="urn:schemas-microsoft-com:vml" xmlns:wp14="http://schemas.microsoft.com/office/word/2010/wordprocessingDrawing" xmlns:wp="http://schemas.openxmlformats.org/drawingml/2006/wordprocessingDrawing" xmlns:w10="urn:schemas-microsoft-com:office:word" xmlns:w="http://schemas.openxmlformats.org/wordprocessingml/2006/main" xmlns:w14="http://schemas.microsoft.com/office/word/2010/wordml" xmlns:w15="http://schemas.microsoft.com/office/word/2012/wordml" xmlns:w16cex="http://schemas.microsoft.com/office/word/2018/wordml/cex" xmlns:w16cid="http://schemas.microsoft.com/office/word/2016/wordml/cid" xmlns:w16="http://schemas.microsoft.com/office/word/2018/wordml" xmlns:w16sdtdh="http://schemas.microsoft.com/office/word/2020/wordml/sdtdatahash" xmlns:w16se="http://schemas.microsoft.com/office/word/2015/wordml/symex" xmlns:wpg="http://schemas.microsoft.com/office/word/2010/wordprocessingGroup" xmlns:wpi="http://schemas.microsoft.com/office/word/2010/wordprocessingInk" xmlns:wne="http://schemas.microsoft.com/office/word/2006/wordml" xmlns:wps="http://schemas.microsoft.com/office/word/2010/wordprocessingShape" mc:Ignorable="w14 w15 w16se w16cid w16 w16cex w16sdtdh wp14">
   <w:abstractNum w:abstractNumId="0" w15:restartNumberingAfterBreak="0">
-    <w:nsid w:val="0A5A3DF1"/>
+    <w:nsid w:val="2CFC7AF4"/>
     <w:multiLevelType w:val="hybridMultilevel"/>
-    <w:tmpl w:val="34784368"/>
-    <w:lvl w:ilvl="0" w:tplc="6E041BCA">
+    <w:tmpl w:val="89589E26"/>
+    <w:lvl w:ilvl="0" w:tplc="A16E6E30">
+      <w:start w:val="1"/>
+      <w:numFmt w:val="bullet"/>
+      <w:lvlText w:val="•"/>
+      <w:lvlJc w:val="left"/>
+      <w:pPr>
+        <w:ind w:left="360" w:hanging="280"/>
+      </w:pPr>
+      <w:rPr>
+        <w:b/>
+        <w:bCs/>
+        <w:color w:val="1F3A5F"/>
+      </w:rPr>
+    </w:lvl>
+    <w:lvl w:ilvl="1" w:tplc="B9BCF708">
+      <w:numFmt w:val="decimal"/>
+      <w:lvlText w:val=""/>
+      <w:lvlJc w:val="left"/>
+    </w:lvl>
+    <w:lvl w:ilvl="2" w:tplc="8CC84BC0">
+      <w:numFmt w:val="decimal"/>
+      <w:lvlText w:val=""/>
+      <w:lvlJc w:val="left"/>
+    </w:lvl>
+    <w:lvl w:ilvl="3" w:tplc="83F86396">
+      <w:numFmt w:val="decimal"/>
+      <w:lvlText w:val=""/>
+      <w:lvlJc w:val="left"/>
+    </w:lvl>
+    <w:lvl w:ilvl="4" w:tplc="045EFEE8">
+      <w:numFmt w:val="decimal"/>
+      <w:lvlText w:val=""/>
+      <w:lvlJc w:val="left"/>
+    </w:lvl>
+    <w:lvl w:ilvl="5" w:tplc="AA8C5240">
+      <w:numFmt w:val="decimal"/>
+      <w:lvlText w:val=""/>
+      <w:lvlJc w:val="left"/>
+    </w:lvl>
+    <w:lvl w:ilvl="6" w:tplc="EE584A9E">
+      <w:numFmt w:val="decimal"/>
+      <w:lvlText w:val=""/>
+      <w:lvlJc w:val="left"/>
+    </w:lvl>
+    <w:lvl w:ilvl="7" w:tplc="EF2ABB50">
+      <w:numFmt w:val="decimal"/>
+      <w:lvlText w:val=""/>
+      <w:lvlJc w:val="left"/>
+    </w:lvl>
+    <w:lvl w:ilvl="8" w:tplc="9A205D18">
+      <w:numFmt w:val="decimal"/>
+      <w:lvlText w:val=""/>
+      <w:lvlJc w:val="left"/>
+    </w:lvl>
+  </w:abstractNum>
+  <w:abstractNum w:abstractNumId="1" w15:restartNumberingAfterBreak="0">
+    <w:nsid w:val="51160ED0"/>
+    <w:multiLevelType w:val="hybridMultilevel"/>
+    <w:tmpl w:val="EC90EE9E"/>
+    <w:lvl w:ilvl="0" w:tplc="E99A5276">
+      <w:start w:val="1"/>
+      <w:numFmt w:val="decimal"/>
+      <w:lvlText w:val="%1."/>
+      <w:lvlJc w:val="left"/>
+      <w:pPr>
+        <w:ind w:left="360" w:hanging="300"/>
+      </w:pPr>
+      <w:rPr>
+        <w:b/>
+        <w:bCs/>
+        <w:color w:val="1F3A5F"/>
+      </w:rPr>
+    </w:lvl>
+    <w:lvl w:ilvl="1" w:tplc="06AA0BE2">
+      <w:numFmt w:val="decimal"/>
+      <w:lvlText w:val=""/>
+      <w:lvlJc w:val="left"/>
+    </w:lvl>
+    <w:lvl w:ilvl="2" w:tplc="62389DB0">
+      <w:numFmt w:val="decimal"/>
+      <w:lvlText w:val=""/>
+      <w:lvlJc w:val="left"/>
+    </w:lvl>
+    <w:lvl w:ilvl="3" w:tplc="EDF43292">
+      <w:numFmt w:val="decimal"/>
+      <w:lvlText w:val=""/>
+      <w:lvlJc w:val="left"/>
+    </w:lvl>
+    <w:lvl w:ilvl="4" w:tplc="7870F606">
+      <w:numFmt w:val="decimal"/>
+      <w:lvlText w:val=""/>
+      <w:lvlJc w:val="left"/>
+    </w:lvl>
+    <w:lvl w:ilvl="5" w:tplc="0A2C7924">
+      <w:numFmt w:val="decimal"/>
+      <w:lvlText w:val=""/>
+      <w:lvlJc w:val="left"/>
+    </w:lvl>
+    <w:lvl w:ilvl="6" w:tplc="CBD65AA2">
+      <w:numFmt w:val="decimal"/>
+      <w:lvlText w:val=""/>
+      <w:lvlJc w:val="left"/>
+    </w:lvl>
+    <w:lvl w:ilvl="7" w:tplc="74345EEE">
+      <w:numFmt w:val="decimal"/>
+      <w:lvlText w:val=""/>
+      <w:lvlJc w:val="left"/>
+    </w:lvl>
+    <w:lvl w:ilvl="8" w:tplc="3D2E9C40">
+      <w:numFmt w:val="decimal"/>
+      <w:lvlText w:val=""/>
+      <w:lvlJc w:val="left"/>
+    </w:lvl>
+  </w:abstractNum>
+  <w:abstractNum w:abstractNumId="2" w15:restartNumberingAfterBreak="0">
+    <w:nsid w:val="53BC2010"/>
+    <w:multiLevelType w:val="hybridMultilevel"/>
+    <w:tmpl w:val="9C6C6DCA"/>
+    <w:lvl w:ilvl="0" w:tplc="5DA02C28" w:tentative="1">
+      <w:start w:val="1"/>
+      <w:numFmt w:val="bullet"/>
+      <w:lvlText w:val="●"/>
+      <w:lvlJc w:val="left"/>
+      <w:pPr>
+        <w:ind w:left="720" w:hanging="360"/>
+      </w:pPr>
+    </w:lvl>
+    <w:lvl w:ilvl="1" w:tplc="796EFA6C" w:tentative="1">
+      <w:start w:val="1"/>
+      <w:numFmt w:val="bullet"/>
+      <w:lvlText w:val="○"/>
+      <w:lvlJc w:val="left"/>
+      <w:pPr>
+        <w:ind w:left="1440" w:hanging="360"/>
+      </w:pPr>
+    </w:lvl>
+    <w:lvl w:ilvl="2" w:tplc="CA1AF5B2" w:tentative="1">
+      <w:start w:val="1"/>
+      <w:numFmt w:val="bullet"/>
+      <w:lvlText w:val="■"/>
+      <w:lvlJc w:val="left"/>
+      <w:pPr>
+        <w:ind w:left="2160" w:hanging="360"/>
+      </w:pPr>
+    </w:lvl>
+    <w:lvl w:ilvl="3" w:tplc="3918C5E4" w:tentative="1">
+      <w:start w:val="1"/>
+      <w:numFmt w:val="bullet"/>
+      <w:lvlText w:val="●"/>
+      <w:lvlJc w:val="left"/>
+      <w:pPr>
+        <w:ind w:left="2880" w:hanging="360"/>
+      </w:pPr>
+    </w:lvl>
+    <w:lvl w:ilvl="4" w:tplc="72DCE270" w:tentative="1">
+      <w:start w:val="1"/>
+      <w:numFmt w:val="bullet"/>
+      <w:lvlText w:val="○"/>
+      <w:lvlJc w:val="left"/>
+      <w:pPr>
+        <w:ind w:left="3600" w:hanging="360"/>
+      </w:pPr>
+    </w:lvl>
+    <w:lvl w:ilvl="5" w:tplc="89086632" w:tentative="1">
+      <w:start w:val="1"/>
+      <w:numFmt w:val="bullet"/>
+      <w:lvlText w:val="■"/>
+      <w:lvlJc w:val="left"/>
+      <w:pPr>
+        <w:ind w:left="4320" w:hanging="360"/>
+      </w:pPr>
+    </w:lvl>
+    <w:lvl w:ilvl="6" w:tplc="29C49B00" w:tentative="1">
+      <w:start w:val="1"/>
+      <w:numFmt w:val="bullet"/>
+      <w:lvlText w:val="●"/>
+      <w:lvlJc w:val="left"/>
+      <w:pPr>
+        <w:ind w:left="5040" w:hanging="360"/>
+      </w:pPr>
+    </w:lvl>
+    <w:lvl w:ilvl="7" w:tplc="D310CE6C" w:tentative="1">
+      <w:start w:val="1"/>
+      <w:numFmt w:val="bullet"/>
+      <w:lvlText w:val="●"/>
+      <w:lvlJc w:val="left"/>
+      <w:pPr>
+        <w:ind w:left="5760" w:hanging="360"/>
+      </w:pPr>
+    </w:lvl>
+    <w:lvl w:ilvl="8" w:tplc="B950E914" w:tentative="1">
+      <w:start w:val="1"/>
+      <w:numFmt w:val="bullet"/>
+      <w:lvlText w:val="●"/>
+      <w:lvlJc w:val="left"/>
+      <w:pPr>
+        <w:ind w:left="6480" w:hanging="360"/>
+      </w:pPr>
+    </w:lvl>
+  </w:abstractNum>
+  <w:abstractNum w:abstractNumId="3" w15:restartNumberingAfterBreak="0">
+    <w:nsid w:val="74B922C2"/>
+    <w:multiLevelType w:val="hybridMultilevel"/>
+    <w:tmpl w:val="677679CE"/>
+    <w:lvl w:ilvl="0" w:tplc="34CCEB04">
       <w:start w:val="1"/>
       <w:numFmt w:val="bullet"/>
       <w:lvlText w:val="✕"/>
@@ -9322,170 +10275,52 @@
         <w:color w:val="C62828"/>
       </w:rPr>
     </w:lvl>
-    <w:lvl w:ilvl="1" w:tplc="693EFCA8">
+    <w:lvl w:ilvl="1" w:tplc="99284192">
       <w:numFmt w:val="decimal"/>
       <w:lvlText w:val=""/>
       <w:lvlJc w:val="left"/>
     </w:lvl>
-    <w:lvl w:ilvl="2" w:tplc="782CD4B8">
+    <w:lvl w:ilvl="2" w:tplc="D758FB1A">
       <w:numFmt w:val="decimal"/>
       <w:lvlText w:val=""/>
       <w:lvlJc w:val="left"/>
     </w:lvl>
-    <w:lvl w:ilvl="3" w:tplc="4510009E">
+    <w:lvl w:ilvl="3" w:tplc="B68A5974">
       <w:numFmt w:val="decimal"/>
       <w:lvlText w:val=""/>
       <w:lvlJc w:val="left"/>
     </w:lvl>
-    <w:lvl w:ilvl="4" w:tplc="F110AEB0">
+    <w:lvl w:ilvl="4" w:tplc="245062F4">
       <w:numFmt w:val="decimal"/>
       <w:lvlText w:val=""/>
       <w:lvlJc w:val="left"/>
     </w:lvl>
-    <w:lvl w:ilvl="5" w:tplc="4AAAE678">
+    <w:lvl w:ilvl="5" w:tplc="B2F4C8D0">
       <w:numFmt w:val="decimal"/>
       <w:lvlText w:val=""/>
       <w:lvlJc w:val="left"/>
     </w:lvl>
-    <w:lvl w:ilvl="6" w:tplc="480C5BA8">
+    <w:lvl w:ilvl="6" w:tplc="71D684BA">
       <w:numFmt w:val="decimal"/>
       <w:lvlText w:val=""/>
       <w:lvlJc w:val="left"/>
     </w:lvl>
-    <w:lvl w:ilvl="7" w:tplc="956E4450">
+    <w:lvl w:ilvl="7" w:tplc="68BA3200">
       <w:numFmt w:val="decimal"/>
       <w:lvlText w:val=""/>
       <w:lvlJc w:val="left"/>
     </w:lvl>
-    <w:lvl w:ilvl="8" w:tplc="2BB2D1C8">
+    <w:lvl w:ilvl="8" w:tplc="7F3C7EB6">
       <w:numFmt w:val="decimal"/>
       <w:lvlText w:val=""/>
       <w:lvlJc w:val="left"/>
     </w:lvl>
   </w:abstractNum>
-  <w:abstractNum w:abstractNumId="1" w15:restartNumberingAfterBreak="0">
-    <w:nsid w:val="32C14431"/>
+  <w:abstractNum w:abstractNumId="4" w15:restartNumberingAfterBreak="0">
+    <w:nsid w:val="7581255F"/>
     <w:multiLevelType w:val="hybridMultilevel"/>
-    <w:tmpl w:val="87B6C92A"/>
-    <w:lvl w:ilvl="0" w:tplc="02303A88">
-      <w:start w:val="1"/>
-      <w:numFmt w:val="bullet"/>
-      <w:lvlText w:val="•"/>
-      <w:lvlJc w:val="left"/>
-      <w:pPr>
-        <w:ind w:left="360" w:hanging="280"/>
-      </w:pPr>
-      <w:rPr>
-        <w:b/>
-        <w:bCs/>
-        <w:color w:val="1F3A5F"/>
-      </w:rPr>
-    </w:lvl>
-    <w:lvl w:ilvl="1" w:tplc="E4F2A970">
-      <w:numFmt w:val="decimal"/>
-      <w:lvlText w:val=""/>
-      <w:lvlJc w:val="left"/>
-    </w:lvl>
-    <w:lvl w:ilvl="2" w:tplc="9BB28D7C">
-      <w:numFmt w:val="decimal"/>
-      <w:lvlText w:val=""/>
-      <w:lvlJc w:val="left"/>
-    </w:lvl>
-    <w:lvl w:ilvl="3" w:tplc="56C66874">
-      <w:numFmt w:val="decimal"/>
-      <w:lvlText w:val=""/>
-      <w:lvlJc w:val="left"/>
-    </w:lvl>
-    <w:lvl w:ilvl="4" w:tplc="C85AC7AC">
-      <w:numFmt w:val="decimal"/>
-      <w:lvlText w:val=""/>
-      <w:lvlJc w:val="left"/>
-    </w:lvl>
-    <w:lvl w:ilvl="5" w:tplc="84F6384A">
-      <w:numFmt w:val="decimal"/>
-      <w:lvlText w:val=""/>
-      <w:lvlJc w:val="left"/>
-    </w:lvl>
-    <w:lvl w:ilvl="6" w:tplc="F90272CC">
-      <w:numFmt w:val="decimal"/>
-      <w:lvlText w:val=""/>
-      <w:lvlJc w:val="left"/>
-    </w:lvl>
-    <w:lvl w:ilvl="7" w:tplc="59DE170E">
-      <w:numFmt w:val="decimal"/>
-      <w:lvlText w:val=""/>
-      <w:lvlJc w:val="left"/>
-    </w:lvl>
-    <w:lvl w:ilvl="8" w:tplc="C58ABF20">
-      <w:numFmt w:val="decimal"/>
-      <w:lvlText w:val=""/>
-      <w:lvlJc w:val="left"/>
-    </w:lvl>
-  </w:abstractNum>
-  <w:abstractNum w:abstractNumId="2" w15:restartNumberingAfterBreak="0">
-    <w:nsid w:val="3480532F"/>
-    <w:multiLevelType w:val="hybridMultilevel"/>
-    <w:tmpl w:val="040A4FA4"/>
-    <w:lvl w:ilvl="0" w:tplc="D764B09E">
-      <w:start w:val="1"/>
-      <w:numFmt w:val="decimal"/>
-      <w:lvlText w:val="%1."/>
-      <w:lvlJc w:val="left"/>
-      <w:pPr>
-        <w:ind w:left="360" w:hanging="300"/>
-      </w:pPr>
-      <w:rPr>
-        <w:b/>
-        <w:bCs/>
-        <w:color w:val="1F3A5F"/>
-      </w:rPr>
-    </w:lvl>
-    <w:lvl w:ilvl="1" w:tplc="12023A88">
-      <w:numFmt w:val="decimal"/>
-      <w:lvlText w:val=""/>
-      <w:lvlJc w:val="left"/>
-    </w:lvl>
-    <w:lvl w:ilvl="2" w:tplc="C7E643F4">
-      <w:numFmt w:val="decimal"/>
-      <w:lvlText w:val=""/>
-      <w:lvlJc w:val="left"/>
-    </w:lvl>
-    <w:lvl w:ilvl="3" w:tplc="6E14549E">
-      <w:numFmt w:val="decimal"/>
-      <w:lvlText w:val=""/>
-      <w:lvlJc w:val="left"/>
-    </w:lvl>
-    <w:lvl w:ilvl="4" w:tplc="C94E742C">
-      <w:numFmt w:val="decimal"/>
-      <w:lvlText w:val=""/>
-      <w:lvlJc w:val="left"/>
-    </w:lvl>
-    <w:lvl w:ilvl="5" w:tplc="1C66DE3E">
-      <w:numFmt w:val="decimal"/>
-      <w:lvlText w:val=""/>
-      <w:lvlJc w:val="left"/>
-    </w:lvl>
-    <w:lvl w:ilvl="6" w:tplc="7144AF48">
-      <w:numFmt w:val="decimal"/>
-      <w:lvlText w:val=""/>
-      <w:lvlJc w:val="left"/>
-    </w:lvl>
-    <w:lvl w:ilvl="7" w:tplc="FC0A8EB4">
-      <w:numFmt w:val="decimal"/>
-      <w:lvlText w:val=""/>
-      <w:lvlJc w:val="left"/>
-    </w:lvl>
-    <w:lvl w:ilvl="8" w:tplc="221A9DBE">
-      <w:numFmt w:val="decimal"/>
-      <w:lvlText w:val=""/>
-      <w:lvlJc w:val="left"/>
-    </w:lvl>
-  </w:abstractNum>
-  <w:abstractNum w:abstractNumId="3" w15:restartNumberingAfterBreak="0">
-    <w:nsid w:val="6B8D52EF"/>
-    <w:multiLevelType w:val="hybridMultilevel"/>
-    <w:tmpl w:val="E1AAFCF8"/>
-    <w:lvl w:ilvl="0" w:tplc="596A997A">
+    <w:tmpl w:val="E5DCBA5A"/>
+    <w:lvl w:ilvl="0" w:tplc="B1349426">
       <w:start w:val="1"/>
       <w:numFmt w:val="bullet"/>
       <w:lvlText w:val="✓"/>
@@ -9499,159 +10334,73 @@
         <w:color w:val="2E7D32"/>
       </w:rPr>
     </w:lvl>
-    <w:lvl w:ilvl="1" w:tplc="7062C080">
+    <w:lvl w:ilvl="1" w:tplc="DBBE9C00">
       <w:numFmt w:val="decimal"/>
       <w:lvlText w:val=""/>
       <w:lvlJc w:val="left"/>
     </w:lvl>
-    <w:lvl w:ilvl="2" w:tplc="7D58115E">
+    <w:lvl w:ilvl="2" w:tplc="53C6257E">
       <w:numFmt w:val="decimal"/>
       <w:lvlText w:val=""/>
       <w:lvlJc w:val="left"/>
     </w:lvl>
-    <w:lvl w:ilvl="3" w:tplc="992237CA">
+    <w:lvl w:ilvl="3" w:tplc="C1B258A6">
       <w:numFmt w:val="decimal"/>
       <w:lvlText w:val=""/>
       <w:lvlJc w:val="left"/>
     </w:lvl>
-    <w:lvl w:ilvl="4" w:tplc="A0F69642">
+    <w:lvl w:ilvl="4" w:tplc="6A6AFBFA">
       <w:numFmt w:val="decimal"/>
       <w:lvlText w:val=""/>
       <w:lvlJc w:val="left"/>
     </w:lvl>
-    <w:lvl w:ilvl="5" w:tplc="0D60662E">
+    <w:lvl w:ilvl="5" w:tplc="6BD060FC">
       <w:numFmt w:val="decimal"/>
       <w:lvlText w:val=""/>
       <w:lvlJc w:val="left"/>
     </w:lvl>
-    <w:lvl w:ilvl="6" w:tplc="841246F8">
+    <w:lvl w:ilvl="6" w:tplc="13841480">
       <w:numFmt w:val="decimal"/>
       <w:lvlText w:val=""/>
       <w:lvlJc w:val="left"/>
     </w:lvl>
-    <w:lvl w:ilvl="7" w:tplc="075233AA">
+    <w:lvl w:ilvl="7" w:tplc="CCE62F70">
       <w:numFmt w:val="decimal"/>
       <w:lvlText w:val=""/>
       <w:lvlJc w:val="left"/>
     </w:lvl>
-    <w:lvl w:ilvl="8" w:tplc="77848112">
+    <w:lvl w:ilvl="8" w:tplc="3626C194">
       <w:numFmt w:val="decimal"/>
       <w:lvlText w:val=""/>
       <w:lvlJc w:val="left"/>
     </w:lvl>
   </w:abstractNum>
-  <w:abstractNum w:abstractNumId="4" w15:restartNumberingAfterBreak="0">
-    <w:nsid w:val="6D4A7C3C"/>
-    <w:multiLevelType w:val="hybridMultilevel"/>
-    <w:tmpl w:val="B442EBB4"/>
-    <w:lvl w:ilvl="0" w:tplc="E0A4A44E" w:tentative="1">
-      <w:start w:val="1"/>
-      <w:numFmt w:val="bullet"/>
-      <w:lvlText w:val="●"/>
-      <w:lvlJc w:val="left"/>
-      <w:pPr>
-        <w:ind w:left="720" w:hanging="360"/>
-      </w:pPr>
-    </w:lvl>
-    <w:lvl w:ilvl="1" w:tplc="F82E8448" w:tentative="1">
-      <w:start w:val="1"/>
-      <w:numFmt w:val="bullet"/>
-      <w:lvlText w:val="○"/>
-      <w:lvlJc w:val="left"/>
-      <w:pPr>
-        <w:ind w:left="1440" w:hanging="360"/>
-      </w:pPr>
-    </w:lvl>
-    <w:lvl w:ilvl="2" w:tplc="38300EA4" w:tentative="1">
-      <w:start w:val="1"/>
-      <w:numFmt w:val="bullet"/>
-      <w:lvlText w:val="■"/>
-      <w:lvlJc w:val="left"/>
-      <w:pPr>
-        <w:ind w:left="2160" w:hanging="360"/>
-      </w:pPr>
-    </w:lvl>
-    <w:lvl w:ilvl="3" w:tplc="1D5E06EE" w:tentative="1">
-      <w:start w:val="1"/>
-      <w:numFmt w:val="bullet"/>
-      <w:lvlText w:val="●"/>
-      <w:lvlJc w:val="left"/>
-      <w:pPr>
-        <w:ind w:left="2880" w:hanging="360"/>
-      </w:pPr>
-    </w:lvl>
-    <w:lvl w:ilvl="4" w:tplc="24867CAA" w:tentative="1">
-      <w:start w:val="1"/>
-      <w:numFmt w:val="bullet"/>
-      <w:lvlText w:val="○"/>
-      <w:lvlJc w:val="left"/>
-      <w:pPr>
-        <w:ind w:left="3600" w:hanging="360"/>
-      </w:pPr>
-    </w:lvl>
-    <w:lvl w:ilvl="5" w:tplc="157202CC" w:tentative="1">
-      <w:start w:val="1"/>
-      <w:numFmt w:val="bullet"/>
-      <w:lvlText w:val="■"/>
-      <w:lvlJc w:val="left"/>
-      <w:pPr>
-        <w:ind w:left="4320" w:hanging="360"/>
-      </w:pPr>
-    </w:lvl>
-    <w:lvl w:ilvl="6" w:tplc="C534DA44" w:tentative="1">
-      <w:start w:val="1"/>
-      <w:numFmt w:val="bullet"/>
-      <w:lvlText w:val="●"/>
-      <w:lvlJc w:val="left"/>
-      <w:pPr>
-        <w:ind w:left="5040" w:hanging="360"/>
-      </w:pPr>
-    </w:lvl>
-    <w:lvl w:ilvl="7" w:tplc="EB6E96A4" w:tentative="1">
-      <w:start w:val="1"/>
-      <w:numFmt w:val="bullet"/>
-      <w:lvlText w:val="●"/>
-      <w:lvlJc w:val="left"/>
-      <w:pPr>
-        <w:ind w:left="5760" w:hanging="360"/>
-      </w:pPr>
-    </w:lvl>
-    <w:lvl w:ilvl="8" w:tplc="7640D184" w:tentative="1">
-      <w:start w:val="1"/>
-      <w:numFmt w:val="bullet"/>
-      <w:lvlText w:val="●"/>
-      <w:lvlJc w:val="left"/>
-      <w:pPr>
-        <w:ind w:left="6480" w:hanging="360"/>
-      </w:pPr>
-    </w:lvl>
-  </w:abstractNum>
   <w:num w:numId="1">
+    <w:abstractNumId w:val="2"/>
+    <w:lvlOverride w:ilvl="0">
+      <w:startOverride w:val="1"/>
+    </w:lvlOverride>
+  </w:num>
+  <w:num w:numId="2">
     <w:abstractNumId w:val="4"/>
     <w:lvlOverride w:ilvl="0">
       <w:startOverride w:val="1"/>
     </w:lvlOverride>
   </w:num>
-  <w:num w:numId="2">
+  <w:num w:numId="3">
     <w:abstractNumId w:val="3"/>
     <w:lvlOverride w:ilvl="0">
       <w:startOverride w:val="1"/>
     </w:lvlOverride>
   </w:num>
-  <w:num w:numId="3">
-    <w:abstractNumId w:val="0"/>
-    <w:lvlOverride w:ilvl="0">
-      <w:startOverride w:val="1"/>
-    </w:lvlOverride>
-  </w:num>
   <w:num w:numId="4">
-    <w:abstractNumId w:val="2"/>
+    <w:abstractNumId w:val="1"/>
     <w:lvlOverride w:ilvl="0">
       <w:startOverride w:val="1"/>
     </w:lvlOverride>
   </w:num>
   <w:num w:numId="5">
-    <w:abstractNumId w:val="1"/>
+    <w:abstractNumId w:val="0"/>
     <w:lvlOverride w:ilvl="0">
       <w:startOverride w:val="1"/>
     </w:lvlOverride>
